--- a/example_articles/occupations/Other/3.occupations_Other_New_York_Times.docx
+++ b/example_articles/occupations/Other/3.occupations_Other_New_York_Times.docx
@@ -27,17 +27,17 @@
     </w:p>
     <w:p>
       <w:r>
-        <w:t>Source File: NYT/53.DOCX</w:t>
+        <w:t>Source file: NYT/53.DOCX</w:t>
       </w:r>
     </w:p>
     <w:p>
       <w:r>
-        <w:t>Raw locations result: ['United Kingdom']</w:t>
+        <w:t>Raw occupations result, 'occupations': ['Other']</w:t>
       </w:r>
     </w:p>
     <w:p>
       <w:r>
-        <w:t>occupations_stand_flat (Standardized): Other</w:t>
+        <w:t>Standardized occupations result, 'occupations_stand_flat': Other</w:t>
       </w:r>
     </w:p>
     <w:p>

--- a/example_articles/occupations/Other/3.occupations_Other_New_York_Times.docx
+++ b/example_articles/occupations/Other/3.occupations_Other_New_York_Times.docx
@@ -7,7 +7,9 @@
         <w:pStyle w:val="Heading1"/>
       </w:pPr>
       <w:r>
-        <w:t>A Report on Blacks Elicits Support</w:t>
+        <w:t>CRITIC'S NOTEBOOK;</w:t>
+        <w:br/>
+        <w:t>All Alone, Peering Into the Abyss</w:t>
       </w:r>
     </w:p>
     <w:p>
@@ -17,22 +19,22 @@
     </w:p>
     <w:p>
       <w:r>
-        <w:t>Date: 1990-12-16</w:t>
+        <w:t>Date: 1990-12-14</w:t>
       </w:r>
     </w:p>
     <w:p>
       <w:r>
-        <w:t>Section: Section 12WC;; Section 12WC; Page 1; Column 5; Westchester Weekly Desk; Column 5;</w:t>
+        <w:t>Section: Section C;; Section C; Page 1; Column 1; Weekend Desk; Column 1;</w:t>
       </w:r>
     </w:p>
     <w:p>
       <w:r>
-        <w:t>Source file: NYT/53.DOCX</w:t>
+        <w:t>Source file: NYT/52.DOCX</w:t>
       </w:r>
     </w:p>
     <w:p>
       <w:r>
-        <w:t>Raw occupations result, 'occupations': ['Other']</w:t>
+        <w:t>Raw occupations result, 'occupations': ['Other: reveler/partygoer (consumer/leisure)']</w:t>
       </w:r>
     </w:p>
     <w:p>
@@ -49,101 +51,55 @@
     </w:p>
     <w:p>
       <w:r>
-        <w:t>LEADERS of Westchester's black community began to look beyond a 165-page indictment of its status in the county last week to the economic, social and political changes they say are essential to reverse a continuing decline in the position of blacks.</w:t>
+        <w:t>MIDWAY in "Monster in a Box," his monologue at the Mitzi E. Newhouse Theater, Spalding Gray offhandedly remarks that the personal upheavals he is describing must seem ludicrous in light of the fact that "we are living through the end of the world."</w:t>
         <w:br/>
-        <w:t>Some of the likely changes include strengthening and enforcing a six-year-old executive order designed to increase the level of participation of blacks in county contracts. The order, issued by County Executive Andrew P. O'Rourke, was limited to construction contracts worth more than $100,000. Most minority-owned companies could not participate at that level.</w:t>
+        <w:t>On the surface, this observation, which comes as a throwaway aside, might seem gratuitous. But, in fact, the notion that he and the audience are witnesses to the end of civilization as they have known it goes to the very core of his vision. At the same time, Mr. Gray is far too sophisticated not to realize that were he to voice his apocalyptic suspicions more insistently, they would sound hollow. Simply to mention them in passing, as though they were assumptions taken for granted by everyone present, is far more subversive.</w:t>
         <w:br/>
-        <w:t>Other changes that black leaders have indicated they will seek are improved coordination and planning among county departments and improved delivery of services, such as using churches and community centers, where minority families are comfortable, rather than schools and government agencies.</w:t>
+        <w:t>A feeling that the world is crumbling -- that, in the language of William Butler Yeats, "the center cannot hold" -- is actually an assumption crucial not only to the work of Mr. Gray, but also to that of almost every other solo performance artist to be seen on New York stages nowadays. That shouldn't be surprising, however, given the deepest impulse behind solo performance, which is to create a theatrical reality all by oneself. And if there is no world to hang onto anymore, no sense of a cohesive community or a shared sense of values, what is there left to trust beside the self?</w:t>
+        <w:br/>
+        <w:t>The most forceful characters in Eric Bogosian's devastating collection of monologues, "Sex, Drugs, Rock &amp; Roll," which reopens this evening for a limited engagement at the Orpheum Theater, are the barbaric inhabitants of a decaying capitalist society who live for flashy cars and hyperstimulation. Perhaps the scariest of them is the working-class reveler at a pal's bachelor party who describes his idea of heaven on earth: "I'm sitting on a couch with a babe. I'm watching TV. I'm eating clam dip on a ripple potato chip. I'm smoking joints. I'm snorting coke. I'm drinking shots of Jack Daniel's. I'm chasing them with glasses of champagne mixed with Heineken. I think to myself, this is civilized!"</w:t>
+        <w:br/>
+        <w:t>Some of the other beasts in Mr. Bogosian's satiric menagerie include a yelling, money-grubbing talent agent who insists he is still committed to his 60's idealism while telling his son, "If someone does something to you, do it twice as much back to him"; a homicidal black youth named X-Blow who equates God with Batman, and a compulsive consumer who lives by the motto "Take care of the luxuries, the necessities will take care of themselves."</w:t>
+        <w:br/>
+        <w:t>Mr. Bogosian may have found his counterpart in John Leguizamo, whose show, "Mambo Mouth," at the American Place Theater, offers scathing Bogosian-style portraits of Hispanic men. If desperate conspicuous consumption is the worst symptom of the spiritual disease that ravages Mr. Bogosian's world, in Mr. Leguizamo's harshly funny portraits it is a grotesque machismo. His impersonations of characters ranging from an adolescent boy losing his virginity with an obese prostitute to a Hispanic drag queen wreaking violent revenge on his faithless "Prince Charming" are charged with contempt for a macho culture he suggests is crippled by its inability to think above its collective crotch. But in a sketch called "Crossover Seminar," Mr. Leguizamo also ridicules this culture's higher economic aspirations by imagining a Hispanic man giving a course on how to turn oneself into a robotic, gray-faced Japanese businessman. Much more skillfully performed than it is written, "Mambo Mouth" is at once funny and savage in its reinforcement of negative stereotypes.</w:t>
+        <w:br/>
+        <w:t>Today's solo performance artists tend to adopt either one of two attitudes: one "sane," the other "crazy." But both attitudes are really two sides of the same ironic coin. Mr. Gray, Laurie Anderson and Wallace Shawn project articulate pseudo-rational personae that, most of the time, maintain an attitude of civilized decorum. Mr. Bogosian, Mr. Leguizamo and Ann Magnuson splinter their personalities into multiple characters, many of them raving eccentrics. Karen Finley, John O'Keefe and David Cale usually prefer to express themselves through a single "crazy" voice that, though feverish in its intensity, hammers home certain truths.</w:t>
+        <w:br/>
+        <w:t>Much of the power of Mr. Gray's monologues comes from his manipulation of his image as a haughty Rhode Island patrician spinning autobiographical yarns. He remains so articulate, even when momentarily carried away, that one tends to trust him as a truthful observer. Yet one of the things that makes "Monster in a Box," like its predecessor "Swimming to Cambodia," so disquieting is the way he deliberately sabotages that trust. The facade he presents of a well-spoken cosmopolitan is continually undermined by his confessions of an inner self that is so intimidated by contemporary terrors that at times he can barely distinguish between fear and reality.</w:t>
+        <w:br/>
+        <w:t>In "Monster in a Box," Mr. Gray recalls his obsession with the notion that he has developed AIDS, despite the absence of any rational evidence that he had been exposed to the disease. And if the descriptions of his neuroses -- including hypochondria, writer's block and mild paranoia -- are comical, they are also convincing. One leaves "Monster in a Box" empathizing with Mr. Gray's psychic vulnerability and sharing his feeling thatrationality and a civilized veneer are no longer adequate defenses against a world that has taken leave of its senses.</w:t>
+        <w:br/>
+        <w:t>Ms. Anderson also uses a similarly rational tone to even more ironic effect. Often sounding like an unflappable scientist who has solutions for every problem, her performances take the audience on explorations of a technology-ridden world that ultimately imply the inability of modern society to control that technology. Her last major piece, "Empty Places," used images and sounds to evoke a global, post-industrial landscape so homogenized and degraded by technology that a feeling of community has been sacrificed. At the same time, she extended the image of homeless people on New York's streets into a metaphor for a larger spiritual rootlessness brought on by the very inventions that were intended to bring people together but that have instead alienated them from their environment and one another.</w:t>
+        <w:br/>
+        <w:t>In his new monologue, "The Fever," which played briefly at the Public Theater recently and will tour several New York theaters starting Feb. 18, the playwright Wallace Shawn gave the rational voice a new intellectual twist. By gradually shifting the point of view of the speaker so that the audience would be seduced into going along with both sides of the moral argument about the responsibility of the rich to help the poor, he challenged the audience's complacency.</w:t>
+        <w:br/>
+        <w:t>If Mr. Gray, Ms. Anderson and Mr. Shawn present themselves as the besieged emblems of American civilization at its most enlightened, Mr. Bogosian, Ms. Magnuson and Mr. Leguizamo portray the unenlightened barbarian hordes who are attacking both from within and without. Mr. Bogosian's characters are the maddened, addicted victims of a materialistic ethic that has gone out of control. The typical characters in Ms. Magnuson's comic monologues are eccentrics who have been so immersed in America's junk culture that they are quite literally dysfunctional media freaks. Mr. Leguizamo's are victims of poverty and discrimination. His most politically astute character is an illegal alien from Latin America who, while being transported back across the Mexican border, angrily predicts that sooner or later an unstoppable tide of third-world people will sweep across America and take over everything.</w:t>
+        <w:br/>
+        <w:t>Because they work alone and deal with so much material that is politically and socially loaded, today's monologuists have a shamanistic aura. In an increasingly comformist social climate, where appearances of propriety account for so much, they strip naked psychically, revealing fantasies that may be universal but that are still socially unmentionable. By reminding us that each person is an autonomous little world, a world that moreover is far richer and more complex than the reductive cliches and shallow debates of television talk shows, they reassert the ultimate value of the individual.</w:t>
+        <w:br/>
+        <w:t>The world according to me, they insist, is as valuable as the world according to us.</w:t>
         <w:br/>
         <w:t xml:space="preserve"> </w:t>
         <w:br/>
-        <w:t>Not Depending on Government</w:t>
-        <w:br/>
-        <w:t xml:space="preserve"> Efforts will also be made to encourage greater involvement by successful blacks in helping to improve the plight of others who are less successful. "We can no longer depend on the government to do everything for us," said Herman Keith, a County Legislator from Yonkers,</w:t>
-        <w:br/>
-        <w:t>"Few people I know got where they are on their own, without someone extending a hand or making a phone call," he said, adding that such "networking" in the business community was practiced less among blacks, "many of whom are not aware of the condition we're in."</w:t>
-        <w:br/>
-        <w:t>A report outlining that condition, a survey of Westchester's black community, was prepared by the African-American Advisory Board, formed by Mr. O'Rourke in 1987. The report, delivered earlier this month, was described by Mr. O'Rourke as revealing a "sadness and a feeling verging on hopelessness." The County Executive pledged support for the report's recommendations, which cited housing, economic development, criminal justice, drug and alcohol abuse and education as areas requiring improvement.</w:t>
-        <w:br/>
-        <w:t>One of his first steps, Mr. O'Rourke said, would be "to make a pledge in 1991 to take back the streets in Westchester County." He was reminded during a question-and-answer period after the presentation of the report, however, that his proposed 1991 budget all but eliminated the War on Drugs program, an educational effort.</w:t>
+        <w:t>Who, When And Where</w:t>
         <w:br/>
         <w:t xml:space="preserve"> </w:t>
         <w:br/>
-        <w:t>An Idea From a Historian</w:t>
+        <w:t>Here are where the monologuists mentioned are performing. All theaters are in Manhattan.</w:t>
         <w:br/>
-        <w:t xml:space="preserve"> The idea for a survey of the black community in Westchester began with John Harmon, a black historian, who approached two county legislators, Mr. Keith and Ernest D. Davis of Mount Vernon.</w:t>
+        <w:t>MAMBO MOUTH, American Place Theater, 111 West 46th Street. Today and tomorrow, 9:30 P.M. Next week, Thursday through Saturday at 8 P.M. and Sunday at 3 P.M. Through Dec. 30. Tickets, $16. Information: (212) 840-3074.</w:t>
         <w:br/>
-        <w:t>"It was his suggestion," Mr. Davis recalled, "that we form an African-American advisory board to get a cross-section of blacks that could focus intently on the problems we faced."' Mr. Davis said the Board of Legislators "did not want to deal with it and asked us to take it to Mr. O'Rourke, who took it over and appointed its members."</w:t>
+        <w:t>MONSTER IN A BOX, Mitzi E. Newhouse Theater, Lincoln Center, Tuesdays through Saturdays at 8 P.M.; Sundays at 3 P.M. Through Dec. 31. Tickets are $25. Information: (212) 239-6200.</w:t>
         <w:br/>
-        <w:t>The appointees, a cross-section of corporate, civic and church leaders; educators, social service experts and others prominent in the black community, were selected by Mr. O'Rourke. But they did not spare the County Executive and members of his government from criticism.</w:t>
+        <w:t>SEX, DRUGS, ROCK &amp; ROLL, Orpheum Theater, 126 Second Avenue, at Eighth Street. Tuesdays through Fridays at 8 P.M.; Saturdays at 7 and 10 P.M.; Sundays at 3 P.M. Tickets are $29.50. Through Jan. 6. Information: (212) 477-2477.</w:t>
         <w:br/>
-        <w:t>In presenting the report, J. T. Childs Jr., an International Business Machines executive who is chairman of the advisory board, said there was "a total lack of awareness by county government" that blacks were participating "only in the smallest way in the abundant opportunities available in Westchester County."</w:t>
         <w:br/>
-        <w:t>The proposed 1991 budget, Mr. Childs said, "is the antithesis of the recommendations of this report." He said the contradiction could be resolved by "executive leadership" to bring about "even-handed funding, funding that does not balance financial responsibility at the expense of the poor."</w:t>
+        <w:t>Graphic</w:t>
         <w:br/>
-        <w:t>Mr. Childs said blacks represented 12 percent of Westchester's population, or nearly 105,000 people, but that 80 percent of the county's homeless and 68 percent of its prison population were black. Sixty-three percent of the county's blacks completed high school and 12 percent "have some college background," the survey reported.</w:t>
         <w:br/>
         <w:t xml:space="preserve"> </w:t>
         <w:br/>
-        <w:t>A List of Problem Areas</w:t>
-        <w:br/>
-        <w:t xml:space="preserve"> "No discussion of the African-American condition in Westchester can be held without recognition that race has played a role in the outcome," Mr. Childs said. The evidence of "exclusion based on race," he said, is "evidenced by chronically high unemployment rates, poor and segregated housing patterns, high infant-mortality rates, drug and alcohol abuse, poor health and susceptibility to disease, inferior education and the disproportionate number of African-Americans in the criminal justice system."</w:t>
-        <w:br/>
-        <w:t>Mr. Childs said the county lacked a clear policy to promote black business growth. The report said the county should expand and strengthen the Office of Affirmative Action, ask county agencies for plans to better use minority-owned businesses and direct programs for the black community toward serious economic development.</w:t>
-        <w:br/>
-        <w:t>Housing problems for blacks, the report found, "have reached a point of crisis in some areas of the county." In 1980, one-half of the housing units in the county were rental; by 1985, one-fourth of those units had been converted to condominium or cooperative apartments. During that same time new construction declined.</w:t>
-        <w:br/>
-        <w:t>These factors had a serious impact on black families, whose average earnings in 1980 were $19,726, compared with the $36,283 earned by white families. The report recommended the development of a "fair share" plan for providing affordable housing, with strong incentives for communities to meet targets set by the county, like a surcharge on local property taxes for failure to do so.</w:t>
-        <w:br/>
-        <w:t>In the area of criminal justice, "recent national data indicates that 25 percent of black males are incarcerated," Mr. Childs said. In Westchester, the same percentage of black males "are involved in some element of the criminal-justice process."</w:t>
-        <w:br/>
-        <w:t xml:space="preserve"> </w:t>
-        <w:br/>
-        <w:t>Racial Bias Is Cited</w:t>
-        <w:br/>
-        <w:t xml:space="preserve"> The report said that the group had found racial bias in all the areas studied and that this was a "key contributing factor to the increasingly high rate of African-Americans in the criminal- justice system." It called for local projects that would increase contacts between the police and blacks, more patrolmen on the beat and "satellite" police stations in schools and community centers.</w:t>
-        <w:br/>
-        <w:t>Mr. Childs said 80 percent of the offenses that led to the incarceration of blacks were drug-related. In 1988, he said, blacks represented 66 percent of Westchester County drug arrests. The report called for greater drug outreach, especially among children, and better treatment programs.</w:t>
-        <w:br/>
-        <w:t>The county's educational system "does not serve poor students well," Mr. Childs said. Among blacks who entered the ninth grade in 1981, 54 percent failed to graduate with their class in 1985. The report recommended creation of an Office of Early Childhood Services, innovative programs to identify and monitor dropouts as well as adult literacy programs and training for single mothers.</w:t>
-        <w:br/>
-        <w:t>Mr. Childs suggested that all these areas were interrelated. "If I can't find a job or it's a low-paying job, that will influence where my housing is, and that will influence where my children go to school and that will determine who their friends are, and their habits.</w:t>
-        <w:br/>
-        <w:t>"The report shows we're not dealing with a one-acre lot; it's a big farm with a lot of plowing to be done and a lot of places to plant seeds," he said.</w:t>
-        <w:br/>
-        <w:t>The initial plowing will be done by the Whart Development Company of Yonkers, which conducts studies and serves as a consultant to small businesses and to municipalities involved in revitalization.</w:t>
-        <w:br/>
-        <w:t xml:space="preserve"> </w:t>
-        <w:br/>
-        <w:t>Implementing the Suggestions</w:t>
-        <w:br/>
-        <w:t xml:space="preserve"> Ruth H. Thompson, president of Whart, which prepared the report, said, "We will be submitting a proposal to the County Executive with the kinds of things we think he can do to help implement the report's recommendations." She said he was expecting it by next summer.</w:t>
-        <w:br/>
-        <w:t>Mrs. Thompson said she would also be working with government departments, "which do a fairly good job but don't coordinate well." Different departments may deal with the same people, she said, "but they're not always cognizant of what's going on with that same family."</w:t>
-        <w:br/>
-        <w:t>Asked if there was a need for blacks to find ways to help themselves in the face of shrinking government budgets, Mrs. Thompson offered this example:</w:t>
-        <w:br/>
-        <w:t>"When I was working with one of the county agencies, we talked about a substance-abuse prevention program that currently exists in the schools, and the concern that there were very few participants.</w:t>
-        <w:br/>
-        <w:t>"There is a tendency on the part of agencies to establish programs in minority communities, but they don't work because of the facilities involved. People are much more comfortable attending a church than they are attending schools or other kinds of institutions."</w:t>
-        <w:br/>
-        <w:t>The report was issued on the ninth floor of the County Office Building here, Mr. O'Rourke's office, while one floor below the Budget and Appropriations Committee of the Board of Legislators was seeking to restore some of the social services cut back or eliminated by the County Executive in his budget proposal.</w:t>
-        <w:br/>
-        <w:t>Mr. Keith said it was telling that none of the seven members of the Budget Committee "had any concentrations of people of color in their legislative districts." Mr. Davis, who is black and represents Mount Vernon, a city with a heavy minority population, had been a member but was replaced this year by Audrey G. Hochberg of Scarsdale.</w:t>
-        <w:br/>
-        <w:t>"I'm not questioning the sensitivity of the Budget Committee members," Mr. Keith said. "But what's missing is some knowledge of the urban centers where 80 percent of the people of color in this county live.</w:t>
-        <w:br/>
-        <w:t>"We can't afford to lose the cities of Westchester's south and the people who live there just to reduce the property-tax rate increase, to keep it at a number that is satisfactory to the wealthy and more affluent of this county. I'm a property owner and I don't mind paying a couple of extra dollars if it's going to help keep a kid out of jail or help him find a job, or help a mother who needs Head Start to keep herself off welfare."</w:t>
-        <w:br/>
-        <w:t>Mr. Davis said the members of the African-American Advisory Board were distinguished, "but they represented a sameness: there was too much professionalism on that board."</w:t>
-        <w:br/>
-        <w:t>Mr. Davis added that "everyone was polite and nobody was angry except Walter Brooks," the president of the Ossining branch of the National Association for the Advancement of Colored People, "and he was right."</w:t>
-        <w:br/>
-        <w:t>Mr. Brooks said at the report's presentation that the survey "leaves a lot to be desired in terms of the class composition of the committee; we miss the working class. When you begin to recommend satellite police stations," he said, "you know something is wrong."</w:t>
-        <w:br/>
-        <w:t>Later, Mr. Brooks added: "The input to that report was all middle-class values. The report failed to deal with politics."</w:t>
-        <w:br/>
-        <w:t>Mr. Childs said the report represented "all elements," including those who testified at a public hearing, and was "based on an enormous amount of discussion."</w:t>
+        <w:t>Photos: John Leguizamo in "Mambo Mouth," his one-man show at American Place. (American Place Theater); Eric Bogosian will reopen his "Sex, Drugs, Rock &amp; Roll," tonight at the Orpheum Theater. (The New York Times) (pg. 35)</w:t>
       </w:r>
     </w:p>
     <w:sectPr>

--- a/example_articles/occupations/Other/3.occupations_Other_New_York_Times.docx
+++ b/example_articles/occupations/Other/3.occupations_Other_New_York_Times.docx
@@ -7,9 +7,7 @@
         <w:pStyle w:val="Heading1"/>
       </w:pPr>
       <w:r>
-        <w:t>CRITIC'S NOTEBOOK;</w:t>
-        <w:br/>
-        <w:t>All Alone, Peering Into the Abyss</w:t>
+        <w:t>Before the Downfall Of a Connecticut Priest, A Taste of the Good Life - Correction Appended</w:t>
       </w:r>
     </w:p>
     <w:p>
@@ -19,22 +17,22 @@
     </w:p>
     <w:p>
       <w:r>
-        <w:t>Date: 1990-12-14</w:t>
+        <w:t>Date: 2006-07-09</w:t>
       </w:r>
     </w:p>
     <w:p>
       <w:r>
-        <w:t>Section: Section C;; Section C; Page 1; Column 1; Weekend Desk; Column 1;</w:t>
+        <w:t>Section: Section 1; Column 3; Metropolitan Desk; Second Front; Pg. 19</w:t>
       </w:r>
     </w:p>
     <w:p>
       <w:r>
-        <w:t>Source file: NYT/52.DOCX</w:t>
+        <w:t>Source file: NYT/48.DOCX</w:t>
       </w:r>
     </w:p>
     <w:p>
       <w:r>
-        <w:t>Raw occupations result, 'occupations': ['Other: reveler/partygoer (consumer/leisure)']</w:t>
+        <w:t>Raw occupations result, 'occupations': ['Other: police (local police force)']</w:t>
       </w:r>
     </w:p>
     <w:p>
@@ -51,47 +49,103 @@
     </w:p>
     <w:p>
       <w:r>
-        <w:t>MIDWAY in "Monster in a Box," his monologue at the Mitzi E. Newhouse Theater, Spalding Gray offhandedly remarks that the personal upheavals he is describing must seem ludicrous in light of the fact that "we are living through the end of the world."</w:t>
+        <w:t>The Rev. Michael Jude Fay had his hair highlighted each spring at a local salon at prices of $85 or more, his hairdresser said. His vacation getaway was an ocean-view condominium in Florida that he owned with a close friend from Philadelphia. And he repeatedly spent thousands of dollars on luggage, jewelry and designer clothes, even though his salary was a modest $28,000 a year.</w:t>
         <w:br/>
-        <w:t>On the surface, this observation, which comes as a throwaway aside, might seem gratuitous. But, in fact, the notion that he and the audience are witnesses to the end of civilization as they have known it goes to the very core of his vision. At the same time, Mr. Gray is far too sophisticated not to realize that were he to voice his apocalyptic suspicions more insistently, they would sound hollow. Simply to mention them in passing, as though they were assumptions taken for granted by everyone present, is far more subversive.</w:t>
+        <w:t xml:space="preserve">  To many of his parishioners at St. John Roman Catholic Church in Darien, Father Fay's lavish ways came as a shock nearly two months ago when the Diocese of Bridgeport demanded his resignation because of questions about his suitability for the priesthood, his lifestyle and his financial stewardship of the church.</w:t>
         <w:br/>
-        <w:t>A feeling that the world is crumbling -- that, in the language of William Butler Yeats, "the center cannot hold" -- is actually an assumption crucial not only to the work of Mr. Gray, but also to that of almost every other solo performance artist to be seen on New York stages nowadays. That shouldn't be surprising, however, given the deepest impulse behind solo performance, which is to create a theatrical reality all by oneself. And if there is no world to hang onto anymore, no sense of a cohesive community or a shared sense of values, what is there left to trust beside the self?</w:t>
+        <w:t>To those parishioners, he was the dutiful son of a New Jersey police officer and an advocate for the poor in wealthy Fairfield County. At times aloof, he was also sensitive in dealing with grief-stricken parishioners and showed flair in producing Broadway-style plays with local talent.</w:t>
         <w:br/>
-        <w:t>The most forceful characters in Eric Bogosian's devastating collection of monologues, "Sex, Drugs, Rock &amp; Roll," which reopens this evening for a limited engagement at the Orpheum Theater, are the barbaric inhabitants of a decaying capitalist society who live for flashy cars and hyperstimulation. Perhaps the scariest of them is the working-class reveler at a pal's bachelor party who describes his idea of heaven on earth: "I'm sitting on a couch with a babe. I'm watching TV. I'm eating clam dip on a ripple potato chip. I'm smoking joints. I'm snorting coke. I'm drinking shots of Jack Daniel's. I'm chasing them with glasses of champagne mixed with Heineken. I think to myself, this is civilized!"</w:t>
+        <w:t xml:space="preserve">  ''People loved him,'' said Richard Manegio, a Darien businessman whose ex-wife relied on Father Fay when she was battling cancer.</w:t>
         <w:br/>
-        <w:t>Some of the other beasts in Mr. Bogosian's satiric menagerie include a yelling, money-grubbing talent agent who insists he is still committed to his 60's idealism while telling his son, "If someone does something to you, do it twice as much back to him"; a homicidal black youth named X-Blow who equates God with Batman, and a compulsive consumer who lives by the motto "Take care of the luxuries, the necessities will take care of themselves."</w:t>
+        <w:t xml:space="preserve">  But a handful of parishioners, current and former employees and local merchants had nursed suspicions for years about the longtime pastor. In interviews, they -- and investigators, lawyers and church officials who came into the case more recently -- said Father Fay's taste for the gilded life seemed to have spun out of control in recent years. </w:t>
         <w:br/>
-        <w:t>Mr. Bogosian may have found his counterpart in John Leguizamo, whose show, "Mambo Mouth," at the American Place Theater, offers scathing Bogosian-style portraits of Hispanic men. If desperate conspicuous consumption is the worst symptom of the spiritual disease that ravages Mr. Bogosian's world, in Mr. Leguizamo's harshly funny portraits it is a grotesque machismo. His impersonations of characters ranging from an adolescent boy losing his virginity with an obese prostitute to a Hispanic drag queen wreaking violent revenge on his faithless "Prince Charming" are charged with contempt for a macho culture he suggests is crippled by its inability to think above its collective crotch. But in a sketch called "Crossover Seminar," Mr. Leguizamo also ridicules this culture's higher economic aspirations by imagining a Hispanic man giving a course on how to turn oneself into a robotic, gray-faced Japanese businessman. Much more skillfully performed than it is written, "Mambo Mouth" is at once funny and savage in its reinforcement of negative stereotypes.</w:t>
+        <w:t xml:space="preserve">  ''He was the most high-class priest I've ever seen,'' said Frank Colandro, the owner of a deli across the street from the church, mentioning Father Fay's expensive-looking shoes and watches. And the more Father Fay spent, his critics say, the more autocratic and secretive he became about the church's finances.</w:t>
         <w:br/>
-        <w:t>Today's solo performance artists tend to adopt either one of two attitudes: one "sane," the other "crazy." But both attitudes are really two sides of the same ironic coin. Mr. Gray, Laurie Anderson and Wallace Shawn project articulate pseudo-rational personae that, most of the time, maintain an attitude of civilized decorum. Mr. Bogosian, Mr. Leguizamo and Ann Magnuson splinter their personalities into multiple characters, many of them raving eccentrics. Karen Finley, John O'Keefe and David Cale usually prefer to express themselves through a single "crazy" voice that, though feverish in its intensity, hammers home certain truths.</w:t>
+        <w:t xml:space="preserve">  Parishioners say there were warning signs about his spending, such as a black-tie bash he threw for himself at the Pierre Hotel, one of the premier hotels in Manhattan, in May 2003 to commemorate his 25th anniversary in the priesthood. But the Bridgeport Diocese did not pressure him to step aside until this year, after private investigators hired by the parish's bookkeeper and associate pastor documented at least $200,000 in questionable spending by Father Fay.</w:t>
         <w:br/>
-        <w:t>Much of the power of Mr. Gray's monologues comes from his manipulation of his image as a haughty Rhode Island patrician spinning autobiographical yarns. He remains so articulate, even when momentarily carried away, that one tends to trust him as a truthful observer. Yet one of the things that makes "Monster in a Box," like its predecessor "Swimming to Cambodia," so disquieting is the way he deliberately sabotages that trust. The facade he presents of a well-spoken cosmopolitan is continually undermined by his confessions of an inner self that is so intimidated by contemporary terrors that at times he can barely distinguish between fear and reality.</w:t>
+        <w:t xml:space="preserve">  Now, F.B.I. agents are investigating his case, and parish officials have been passing the plate at services with extra pleas for offerings to ease the parish's debt load. </w:t>
         <w:br/>
-        <w:t>In "Monster in a Box," Mr. Gray recalls his obsession with the notion that he has developed AIDS, despite the absence of any rational evidence that he had been exposed to the disease. And if the descriptions of his neuroses -- including hypochondria, writer's block and mild paranoia -- are comical, they are also convincing. One leaves "Monster in a Box" empathizing with Mr. Gray's psychic vulnerability and sharing his feeling thatrationality and a civilized veneer are no longer adequate defenses against a world that has taken leave of its senses.</w:t>
+        <w:t xml:space="preserve">  The diocese, which violated its own policy by not auditing the parish's finances for more than five years, has said it will not comment on Father Fay until its own investigation is done. </w:t>
         <w:br/>
-        <w:t>Ms. Anderson also uses a similarly rational tone to even more ironic effect. Often sounding like an unflappable scientist who has solutions for every problem, her performances take the audience on explorations of a technology-ridden world that ultimately imply the inability of modern society to control that technology. Her last major piece, "Empty Places," used images and sounds to evoke a global, post-industrial landscape so homogenized and degraded by technology that a feeling of community has been sacrificed. At the same time, she extended the image of homeless people on New York's streets into a metaphor for a larger spiritual rootlessness brought on by the very inventions that were intended to bring people together but that have instead alienated them from their environment and one another.</w:t>
+        <w:t xml:space="preserve">  Father Fay has not commented publicly, nor have the two lawyers who have told investigators they represent him. Attempts to obtain a comment from Father Fay were unsuccessful.</w:t>
         <w:br/>
-        <w:t>In his new monologue, "The Fever," which played briefly at the Public Theater recently and will tour several New York theaters starting Feb. 18, the playwright Wallace Shawn gave the rational voice a new intellectual twist. By gradually shifting the point of view of the speaker so that the audience would be seduced into going along with both sides of the moral argument about the responsibility of the rich to help the poor, he challenged the audience's complacency.</w:t>
+        <w:t xml:space="preserve">  His 85-year-old mother, Mildred Fay, said in a brief interview, ''He's a wonderful person, and he's been wrongly accused.'' </w:t>
         <w:br/>
-        <w:t>If Mr. Gray, Ms. Anderson and Mr. Shawn present themselves as the besieged emblems of American civilization at its most enlightened, Mr. Bogosian, Ms. Magnuson and Mr. Leguizamo portray the unenlightened barbarian hordes who are attacking both from within and without. Mr. Bogosian's characters are the maddened, addicted victims of a materialistic ethic that has gone out of control. The typical characters in Ms. Magnuson's comic monologues are eccentrics who have been so immersed in America's junk culture that they are quite literally dysfunctional media freaks. Mr. Leguizamo's are victims of poverty and discrimination. His most politically astute character is an illegal alien from Latin America who, while being transported back across the Mexican border, angrily predicts that sooner or later an unstoppable tide of third-world people will sweep across America and take over everything.</w:t>
+        <w:t xml:space="preserve">  Even people who thought they knew him well now say Father Fay, 55, has become a riddle to them. ''This is a shock,'' said Ken Bruno, a building inspector in Palisades Park, N.J., whose children were confirmed by Father Fay about eight years ago. ''I'm still trying to make sense of it.''</w:t>
         <w:br/>
-        <w:t>Because they work alone and deal with so much material that is politically and socially loaded, today's monologuists have a shamanistic aura. In an increasingly comformist social climate, where appearances of propriety account for so much, they strip naked psychically, revealing fantasies that may be universal but that are still socially unmentionable. By reminding us that each person is an autonomous little world, a world that moreover is far richer and more complex than the reductive cliches and shallow debates of television talk shows, they reassert the ultimate value of the individual.</w:t>
+        <w:t xml:space="preserve">  Father Fay's story begins in Palisades Park, a tight-knit, working-class town that barely covers one square mile. His father, Martin Terrance Fay, was a co-captain of the football team at St. Cecilia High School in Englewood, N.J., just as a new assistant coach, Vince Lombardi, was taking the team to new heights. </w:t>
         <w:br/>
-        <w:t>The world according to me, they insist, is as valuable as the world according to us.</w:t>
+        <w:t xml:space="preserve">  Martin Fay served in the Marine Corps during World War II and played minor-league football briefly until an injury sidelined him. Joining the Palisades Park police force in 1946, he ultimately became its chief. And when he died 10 years ago, the borough mourned, according to Frank A. Patti, a mortician who doubled until recently as the town historian. </w:t>
         <w:br/>
-        <w:t xml:space="preserve"> </w:t>
+        <w:t xml:space="preserve">  Father Fay ''comes from good stock,'' Mr. Patti said.</w:t>
         <w:br/>
-        <w:t>Who, When And Where</w:t>
+        <w:t xml:space="preserve">  Michael James Fay, the third of the Fays' five children, attended the local parish school, was active in Catholic youth organizations and appeared in a school play.</w:t>
         <w:br/>
-        <w:t xml:space="preserve"> </w:t>
+        <w:t xml:space="preserve">  None of Father Fay's siblings responded to requests for interviews.</w:t>
         <w:br/>
-        <w:t>Here are where the monologuists mentioned are performing. All theaters are in Manhattan.</w:t>
+        <w:t xml:space="preserve">  After a stint at St. Francis University in Loretto, Pa., he earned a degree from St. Mary's Seminary in Baltimore in 1977, adopted the middle name Jude and earned a Master of Arts degree in 1986 from Manhattan College, according to school records.</w:t>
         <w:br/>
-        <w:t>MAMBO MOUTH, American Place Theater, 111 West 46th Street. Today and tomorrow, 9:30 P.M. Next week, Thursday through Saturday at 8 P.M. and Sunday at 3 P.M. Through Dec. 30. Tickets, $16. Information: (212) 840-3074.</w:t>
+        <w:t xml:space="preserve">  After being ordained in 1978, he worked as parochial vicar at some of Connecticut's most prosperous parishes, including St. Paul in Greenwich and St. Aloysius in New Canaan.</w:t>
         <w:br/>
-        <w:t>MONSTER IN A BOX, Mitzi E. Newhouse Theater, Lincoln Center, Tuesdays through Saturdays at 8 P.M.; Sundays at 3 P.M. Through Dec. 31. Tickets are $25. Information: (212) 239-6200.</w:t>
+        <w:t xml:space="preserve">  In 1991, he was put in charge of another wealthy parish, St. John, Darien's oldest Roman Catholic church. Parishioners say he urged them to show compassion to the needy, and they obliged by putting $10,000 or more a week into the church's collection baskets. </w:t>
         <w:br/>
-        <w:t>SEX, DRUGS, ROCK &amp; ROLL, Orpheum Theater, 126 Second Avenue, at Eighth Street. Tuesdays through Fridays at 8 P.M.; Saturdays at 7 and 10 P.M.; Sundays at 3 P.M. Tickets are $29.50. Through Jan. 6. Information: (212) 477-2477.</w:t>
+        <w:t xml:space="preserve">  Parishioners also appreciated the spirited theatrical productions he helped direct at the church, including ''Nunsense,'' ''Guys and Dolls'' and ''Fiddler on the Roof.''</w:t>
+        <w:br/>
+        <w:t xml:space="preserve">  Starting in 2000, Father Fay's star seemed to rise. Sacred Heart University honored him for community service in 2002, and the Bridgeport Diocese appointed him to a sexual misconduct review board that year.</w:t>
+        <w:br/>
+        <w:t xml:space="preserve">  For all his outward success, it was evident that Father Fay had an appetite for little luxuries, such as the blond highlights his Darien hairdresser said he put in his hair.</w:t>
+        <w:br/>
+        <w:t xml:space="preserve">  A small bridal shower he threw for a Sunday school teacher had a three-piece combo and jaw-dropping flower arrangements, a person who attended said.</w:t>
+        <w:br/>
+        <w:t xml:space="preserve">  Parishioners said he spent thousands of dollars sprucing up the church and expanding the house where the priests lived. When one parent questioned the cost of a tapestry, Father Fay cut her off by saying, ''What makes you think it wasn't a gift?'' said Regina Damanti, a parishioner who heard the exchange.</w:t>
+        <w:br/>
+        <w:t xml:space="preserve">  Investigators say that friends and family of Father Fay seemed to receive special privileges or favors from the parish. For instance, the church paid last fall to fly another priest from Baltimore to Fort Lauderdale, Fla., where Father Fay owns a condominium, parish records show.</w:t>
+        <w:br/>
+        <w:t xml:space="preserve">  Father Fay also asked the church's caretaker to paint his mother's home in New Jersey and to repair the bungalow he once owned in western Connecticut, on church time, the investigators said.</w:t>
+        <w:br/>
+        <w:t xml:space="preserve">  Ellen Patafio, who was the parish's secretary from November 2004 until she quit in February, said Father Fay ''really changed a lot over the time I worked there.'' </w:t>
+        <w:br/>
+        <w:t xml:space="preserve">  Parishioners would call the office, wanting to discuss their problems with the priest, she said, and ''every time Jude would get on the phone, he'd roll his eyes.''</w:t>
+        <w:br/>
+        <w:t xml:space="preserve">  Over time, she and others said, they noticed that he left more of the pastoral work to his parochial vicar, the Rev. Michael J. Madden.</w:t>
+        <w:br/>
+        <w:t xml:space="preserve">  Father Fay learned he had prostate cancer, but Ms. Patafio and other parishioners said he cited problems from the cancer to avoid duties he disliked. He called it playing his ''cancer card,'' they said.</w:t>
+        <w:br/>
+        <w:t xml:space="preserve">  Bishop William E. Lori of Bridgeport told a recent gathering of parishioners that he may have given Father Fay latitude because he assumed the priest was in dire health. The severity of Father Fay's cancer problems is not known. </w:t>
+        <w:br/>
+        <w:t xml:space="preserve">  Father Fay did not relinquish his tight control over the church's finances, however, according to accounts provided by Ms. Patafio; the church's bookkeeper, Bethany D'Erario; her lawyer, Mickey Sherman; and the investigators she and Father Madden hired in May to look into possible improprieties at the church.</w:t>
+        <w:br/>
+        <w:t xml:space="preserve">  Father Fay typically kept donations to the church in his desk drawer instead of promptly depositing them in the church's bank account, making it difficult to track how the funds were used, said Vito Colucci Jr., one of the investigators hired by Father Madden. </w:t>
+        <w:br/>
+        <w:t xml:space="preserve">  In recent years, Father Fay also picked the members of the church's lay boards rather than let parishioners cast ballots, as they once did. None of the members of the parish's finance council returned calls seeking comment.</w:t>
+        <w:br/>
+        <w:t xml:space="preserve">  At least one member of the finance council, William Besgen, attended the black-tie event that Father Fay had at the Pierre Hotel in 2003, according to a seating list and Mr. Besgen's lawyer.</w:t>
+        <w:br/>
+        <w:t xml:space="preserve">  In the spring of 2005, Father Fay and his friend from Philadelphia, Cliff Fantini, a wedding consultant, jointly bought a $449,100 condo in Fort Lauderdale, property records show. Furnishings and monthly cable bills were charged to the parish, church records show. </w:t>
+        <w:br/>
+        <w:t xml:space="preserve">  The two men are also listed as tenants of a luxury apartment on East 63rd Street in Manhattan, the building's staff said. Mr. Fantini, known professionally as Cliff Martell, also stayed at the rectory for extended periods, Ms. Patafio said. </w:t>
+        <w:br/>
+        <w:t xml:space="preserve">  Ms. Patafio said Father Fay showered gifts, meals and trips on Mr. Fantini. ''Jude was always chasing after him,'' she said. </w:t>
+        <w:br/>
+        <w:t xml:space="preserve">  Mr. Fantini did not respond to multiple messages left at his home. </w:t>
+        <w:br/>
+        <w:t xml:space="preserve">  In April, the bookkeeper and Father Madden took their concerns to the diocese. Father Fay appeared before the bishop on May 9 to respond to the allegations but left without being relieved of his duties.</w:t>
+        <w:br/>
+        <w:t xml:space="preserve">  Frustrated, the bookkeeper and Father Madden asked Mr. Colucci and Wendy Kleinknecht, another investigator, to review records the bookkeeper had copied. On May 17, the investigators took their findings to the Darien police. The bishop asked Father Fay to resign and to leave the premises that same day. </w:t>
+        <w:br/>
+        <w:t xml:space="preserve">  Parishioners say they have not seen him since, although his sister Kathleen showed up recently to retrieve his personal belongings, including a cabinet full of Waterford crystal he left behind.</w:t>
+        <w:br/>
+        <w:br/>
+        <w:br/>
+        <w:t>http://www.nytimes.com</w:t>
+        <w:br/>
+        <w:t>Correction</w:t>
+        <w:br/>
+        <w:br/>
+        <w:br/>
+        <w:t>A picture caption on Sunday about a Roman Catholic priest in Darien, Conn., who is under federal investigation in connection with allegations that he misused church funds, misspelled his surname at one point in some copies. He is the Rev. Michael Jude Fay, not Faye.</w:t>
+        <w:br/>
+        <w:t>Correction-Date: July 11, 2006</w:t>
         <w:br/>
         <w:br/>
         <w:t>Graphic</w:t>
@@ -99,7 +153,11 @@
         <w:br/>
         <w:t xml:space="preserve"> </w:t>
         <w:br/>
-        <w:t>Photos: John Leguizamo in "Mambo Mouth," his one-man show at American Place. (American Place Theater); Eric Bogosian will reopen his "Sex, Drugs, Rock &amp; Roll," tonight at the Orpheum Theater. (The New York Times) (pg. 35)</w:t>
+        <w:t>Photos: The Rev. Michael Jude Fay, in red shirt, and Cliff Fantini bought a condo at this Fort Lauderdale building together. Below, Father Fay in Darien, Conn., in 1994. (Photo by Tom Ryan/The Advocate)</w:t>
+        <w:br/>
+        <w:t>(Photo by Barbara P. Fernandez for The New York Times)(pg. 19)</w:t>
+        <w:br/>
+        <w:t xml:space="preserve"> Congregants leaving Sunday Mass at St. John Roman Catholic Church in Darien, Conn. (Photo by Douglas Healey for The New York Times)(pg. 20)</w:t>
       </w:r>
     </w:p>
     <w:sectPr>

--- a/example_articles/occupations/Other/3.occupations_Other_New_York_Times.docx
+++ b/example_articles/occupations/Other/3.occupations_Other_New_York_Times.docx
@@ -7,7 +7,7 @@
         <w:pStyle w:val="Heading1"/>
       </w:pPr>
       <w:r>
-        <w:t>Before the Downfall Of a Connecticut Priest, A Taste of the Good Life - Correction Appended</w:t>
+        <w:t>Estimate Board Approves Audubon Ballroom Plan</w:t>
       </w:r>
     </w:p>
     <w:p>
@@ -17,22 +17,22 @@
     </w:p>
     <w:p>
       <w:r>
-        <w:t>Date: 2006-07-09</w:t>
+        <w:t>Date: 1990-08-22</w:t>
       </w:r>
     </w:p>
     <w:p>
       <w:r>
-        <w:t>Section: Section 1; Column 3; Metropolitan Desk; Second Front; Pg. 19</w:t>
+        <w:t>Section: Section B; Page 1, Column 5; Metropolitan Desk</w:t>
       </w:r>
     </w:p>
     <w:p>
       <w:r>
-        <w:t>Source file: NYT/48.DOCX</w:t>
+        <w:t>Source file: NYT/35.DOCX</w:t>
       </w:r>
     </w:p>
     <w:p>
       <w:r>
-        <w:t>Raw occupations result, 'occupations': ['Other: police (local police force)']</w:t>
+        <w:t>Raw occupations result, 'occupations': ['Other: Rent-regulated apartment residents / tenants']</w:t>
       </w:r>
     </w:p>
     <w:p>
@@ -49,103 +49,85 @@
     </w:p>
     <w:p>
       <w:r>
-        <w:t>The Rev. Michael Jude Fay had his hair highlighted each spring at a local salon at prices of $85 or more, his hairdresser said. His vacation getaway was an ocean-view condominium in Florida that he owned with a close friend from Philadelphia. And he repeatedly spent thousands of dollars on luggage, jewelry and designer clothes, even though his salary was a modest $28,000 a year.</w:t>
+        <w:t>As New York City's Board of Estimate continued its fade into oblivion early this morning, it approved the creation of a biomedical research center on the site of the Audubon Ballroom in Washington Heights and, early yesterday, a plan by the developer Peter S. Kalikow to demolish part of a tenement complex designated a landmark.</w:t>
         <w:br/>
-        <w:t xml:space="preserve">  To many of his parishioners at St. John Roman Catholic Church in Darien, Father Fay's lavish ways came as a shock nearly two months ago when the Diocese of Bridgeport demanded his resignation because of questions about his suitability for the priesthood, his lifestyle and his financial stewardship of the church.</w:t>
+        <w:t>The board, which began its final meeting last Thursday, also approved the extension of city streets into the site of a proposed $2.3 billion development complex, with as many as 6,000 apartments and two million square feet of office space, on the East River in Long Island City, Queens.</w:t>
         <w:br/>
-        <w:t>To those parishioners, he was the dutiful son of a New Jersey police officer and an advocate for the poor in wealthy Fairfield County. At times aloof, he was also sensitive in dealing with grief-stricken parishioners and showed flair in producing Broadway-style plays with local talent.</w:t>
+        <w:t>Members of the board had expected that it would finally expire early today, after a long day and night of private negotiations over the remaining items on its inch-thick agenda. But in a surprise, representatives of Mayor David N. Dinkins said at 1:10 A.M. that consideration of the last remaining proposal - for special permits to allow the United Parcel Service to build a huge new sorting center on Washington Street in SoHo - would be postponed until next Monday.</w:t>
         <w:br/>
-        <w:t xml:space="preserve">  ''People loved him,'' said Richard Manegio, a Darien businessman whose ex-wife relied on Father Fay when she was battling cancer.</w:t>
+        <w:t>Malcolm X Memorial Promised</w:t>
         <w:br/>
-        <w:t xml:space="preserve">  But a handful of parishioners, current and former employees and local merchants had nursed suspicions for years about the longtime pastor. In interviews, they -- and investigators, lawyers and church officials who came into the case more recently -- said Father Fay's taste for the gilded life seemed to have spun out of control in recent years. </w:t>
+        <w:t>The board approved the proposed biomedical laboratory by a vote of 11 to 0, after weeks of negotiations. Preservationists, some local residents and several elected officials had objected to the plan, in part because Malcolm X was assassinated in 1965 at the ballroom, on Broadway at 165th Street.</w:t>
         <w:br/>
-        <w:t xml:space="preserve">  ''He was the most high-class priest I've ever seen,'' said Frank Colandro, the owner of a deli across the street from the church, mentioning Father Fay's expensive-looking shoes and watches. And the more Father Fay spent, his critics say, the more autocratic and secretive he became about the church's finances.</w:t>
+        <w:t>The proposal was approved after the city, which is sponsoring the plan with Columbia University, promised to save a substantial portion of the building as a memorial and museum, and after it guaranteed that local residents would be employed at the new lab.</w:t>
         <w:br/>
-        <w:t xml:space="preserve">  Parishioners say there were warning signs about his spending, such as a black-tie bash he threw for himself at the Pierre Hotel, one of the premier hotels in Manhattan, in May 2003 to commemorate his 25th anniversary in the priesthood. But the Bridgeport Diocese did not pressure him to step aside until this year, after private investigators hired by the parish's bookkeeper and associate pastor documented at least $200,000 in questionable spending by Father Fay.</w:t>
+        <w:t>The board's decision allowing Mr. Kalikow to demolish part of a tenement complex designated a landmark was the first time it had modified a landmark designation supported by the Mayor, the city's Landmarks Preservation Commission, the City Planning Commission and the local borough president.</w:t>
         <w:br/>
-        <w:t xml:space="preserve">  Now, F.B.I. agents are investigating his case, and parish officials have been passing the plate at services with extra pleas for offerings to ease the parish's debt load. </w:t>
+        <w:t>The complex on the Upper East Side of Manhattan was one of the nation's earliest privately financed experiments in building decent housing for the working class.</w:t>
         <w:br/>
-        <w:t xml:space="preserve">  The diocese, which violated its own policy by not auditing the parish's finances for more than five years, has said it will not comment on Father Fay until its own investigation is done. </w:t>
+        <w:t>The decision allows Mr. Kalikow, who also owns The New York Post, to demolish 4 of the 14 buildings and construct a luxury tower on the site of the complex, the City and Suburban York Avenue Estates, on East 79th Street.</w:t>
         <w:br/>
-        <w:t xml:space="preserve">  Father Fay has not commented publicly, nor have the two lawyers who have told investigators they represent him. Attempts to obtain a comment from Father Fay were unsuccessful.</w:t>
+        <w:t>The 6-to-5 vote came shortly before 3:30 A.M. yesterday during the last meeting of the 92-year-old board, which will officially die on Sept. 1. #4th Modification in 25 Years The board has final approval on landmark designation but has modified only three previous decisions in 25 years. It has never modified a designation over the objections of so many city officials and agencies.</w:t>
         <w:br/>
-        <w:t xml:space="preserve">  His 85-year-old mother, Mildred Fay, said in a brief interview, ''He's a wonderful person, and he's been wrongly accused.'' </w:t>
+        <w:t>Ruth W. Messinger, the Manhattan Borough President, who fought to save the original designation, said Mr. Kalikow and his supporters, including the City Council President, Andrew J. Stein, had put ''extraordinary pressure'' on the board.</w:t>
         <w:br/>
-        <w:t xml:space="preserve">  Even people who thought they knew him well now say Father Fay, 55, has become a riddle to them. ''This is a shock,'' said Ken Bruno, a building inspector in Palisades Park, N.J., whose children were confirmed by Father Fay about eight years ago. ''I'm still trying to make sense of it.''</w:t>
+        <w:t>Last month Mr. Stein tried to rush the issue through the board, but Ms. Messinger blocked the move until this month's final meeting. In his efforts, Mr. Kalikow hired as a lobbyist Harold Ickes, counsel to David N. Dinkins's mayoral campaign. Mr. Dinkins voted against modifying the designation.</w:t>
         <w:br/>
-        <w:t xml:space="preserve">  Father Fay's story begins in Palisades Park, a tight-knit, working-class town that barely covers one square mile. His father, Martin Terrance Fay, was a co-captain of the football team at St. Cecilia High School in Englewood, N.J., just as a new assistant coach, Vince Lombardi, was taking the team to new heights. </w:t>
+        <w:t>Ms. Messinger said Mr. Kalikow's ownership of The Post ''didn't hurt'' his lobbying efforts.</w:t>
         <w:br/>
-        <w:t xml:space="preserve">  Martin Fay served in the Marine Corps during World War II and played minor-league football briefly until an injury sidelined him. Joining the Palisades Park police force in 1946, he ultimately became its chief. And when he died 10 years ago, the borough mourned, according to Frank A. Patti, a mortician who doubled until recently as the town historian. </w:t>
+        <w:t xml:space="preserve"> </w:t>
         <w:br/>
-        <w:t xml:space="preserve">  Father Fay ''comes from good stock,'' Mr. Patti said.</w:t>
+        <w:t>Over 100 Speak Against Change</w:t>
         <w:br/>
-        <w:t xml:space="preserve">  Michael James Fay, the third of the Fays' five children, attended the local parish school, was active in Catholic youth organizations and appeared in a school play.</w:t>
+        <w:t>The Queens Borough President, Claire Shulman, who voted to modify the designation, said Mr. Kalikow and Martin McLaughlin, a lobbyist, visited her office and ''made a pitch.''</w:t>
         <w:br/>
-        <w:t xml:space="preserve">  None of Father Fay's siblings responded to requests for interviews.</w:t>
+        <w:t>''Nobody pressured me,'' she said. ''On the contrary, I got pressured the most by the other side.''</w:t>
         <w:br/>
-        <w:t xml:space="preserve">  After a stint at St. Francis University in Loretto, Pa., he earned a degree from St. Mary's Seminary in Baltimore in 1977, adopted the middle name Jude and earned a Master of Arts degree in 1986 from Manhattan College, according to school records.</w:t>
+        <w:t>Before the vote, more than 100 people, including landmark preservationists, elected officials and tenants of the complex, testified against modifying the site. ''New York City does not need any more high-rise buildings,'' said Joie Anderson of the Association of Neighbors on the Upper East Side. ''The city is not just for the powerful and famous.''</w:t>
         <w:br/>
-        <w:t xml:space="preserve">  After being ordained in 1978, he worked as parochial vicar at some of Connecticut's most prosperous parishes, including St. Paul in Greenwich and St. Aloysius in New Canaan.</w:t>
+        <w:t xml:space="preserve"> </w:t>
         <w:br/>
-        <w:t xml:space="preserve">  In 1991, he was put in charge of another wealthy parish, St. John, Darien's oldest Roman Catholic church. Parishioners say he urged them to show compassion to the needy, and they obliged by putting $10,000 or more a week into the church's collection baskets. </w:t>
+        <w:t>'Not Political Chips'</w:t>
         <w:br/>
-        <w:t xml:space="preserve">  Parishioners also appreciated the spirited theatrical productions he helped direct at the church, including ''Nunsense,'' ''Guys and Dolls'' and ''Fiddler on the Roof.''</w:t>
+        <w:t>Assemblyman Alexander B. (Pete) Grannis said that the complex was a link to the city's past and that ''landmarks are not political chips.''</w:t>
         <w:br/>
-        <w:t xml:space="preserve">  Starting in 2000, Father Fay's star seemed to rise. Sacred Heart University honored him for community service in 2002, and the Bridgeport Diocese appointed him to a sexual misconduct review board that year.</w:t>
+        <w:t>''They must not be voted on because the owner might support someone politically,'' he told the board.</w:t>
         <w:br/>
-        <w:t xml:space="preserve">  For all his outward success, it was evident that Father Fay had an appetite for little luxuries, such as the blond highlights his Darien hairdresser said he put in his hair.</w:t>
+        <w:t>Mr. McLaughlin said that he and Mr. Kalikow lobbied the board for five months but that ''the most feverish lobbying came from the other side.'' He added, ''They brought in some senior citizens from the project to badger people they thought were supporting us.''</w:t>
         <w:br/>
-        <w:t xml:space="preserve">  A small bridal shower he threw for a Sunday school teacher had a three-piece combo and jaw-dropping flower arrangements, a person who attended said.</w:t>
+        <w:t>Mrs. Shulman said she voted to modify the designation because the buildings did not seem especially worthy. It was the ideal of providing decent housing for the working class that deserved a special place in history, she said, and that was largely preserved.</w:t>
         <w:br/>
-        <w:t xml:space="preserve">  Parishioners said he spent thousands of dollars sprucing up the church and expanding the house where the priests lived. When one parent questioned the cost of a tapestry, Father Fay cut her off by saying, ''What makes you think it wasn't a gift?'' said Regina Damanti, a parishioner who heard the exchange.</w:t>
+        <w:t>She said she was also concerned with protecting Mr. Kalikow's rights as the owner of the property. ''I thought it was a good compromise,'' she said.</w:t>
         <w:br/>
-        <w:t xml:space="preserve">  Investigators say that friends and family of Father Fay seemed to receive special privileges or favors from the parish. For instance, the church paid last fall to fly another priest from Baltimore to Fort Lauderdale, Fla., where Father Fay owns a condominium, parish records show.</w:t>
+        <w:t xml:space="preserve"> </w:t>
         <w:br/>
-        <w:t xml:space="preserve">  Father Fay also asked the church's caretaker to paint his mother's home in New Jersey and to repair the bungalow he once owned in western Connecticut, on church time, the investigators said.</w:t>
+        <w:t>Messinger Complains of Loss</w:t>
         <w:br/>
-        <w:t xml:space="preserve">  Ellen Patafio, who was the parish's secretary from November 2004 until she quit in February, said Father Fay ''really changed a lot over the time I worked there.'' </w:t>
+        <w:t>The tenement complex took from 1901 to 1913 to build. Today, the apartments are rent-regulated and continue to be home to a cross section of working- and middle-class families, surrounded by luxury high rises.</w:t>
         <w:br/>
-        <w:t xml:space="preserve">  Parishioners would call the office, wanting to discuss their problems with the priest, she said, and ''every time Jude would get on the phone, he'd roll his eyes.''</w:t>
+        <w:t>Ms. Messinger said yesterday, ''We have lost a significant opportunity to honor the history of this city and the history of affordable housing.''</w:t>
         <w:br/>
-        <w:t xml:space="preserve">  Over time, she and others said, they noticed that he left more of the pastoral work to his parochial vicar, the Rev. Michael J. Madden.</w:t>
+        <w:t>Mr. Kalikow, the site owner since 1985, had originally proposed to evict all of the hundreds of tenants there to build four towers. After protests by residents and others, he revised that plan to call for a single tower of up to 80 stories on the site nearest the river.</w:t>
         <w:br/>
-        <w:t xml:space="preserve">  Father Fay learned he had prostate cancer, but Ms. Patafio and other parishioners said he cited problems from the cancer to avoid duties he disliked. He called it playing his ''cancer card,'' they said.</w:t>
+        <w:t>In April, the Landmarks Commission dealt a major blow to the plans by designating the complex a landmark.</w:t>
         <w:br/>
-        <w:t xml:space="preserve">  Bishop William E. Lori of Bridgeport told a recent gathering of parishioners that he may have given Father Fay latitude because he assumed the priest was in dire health. The severity of Father Fay's cancer problems is not known. </w:t>
+        <w:t>But Mr. Kalikow wasted little time in mounting an appeal. He also quietly circulated a plan that he called a compromise that would preserve 10 buildings but would allow him to demolish the others to build his tower.</w:t>
         <w:br/>
-        <w:t xml:space="preserve">  Father Fay did not relinquish his tight control over the church's finances, however, according to accounts provided by Ms. Patafio; the church's bookkeeper, Bethany D'Erario; her lawyer, Mickey Sherman; and the investigators she and Father Madden hired in May to look into possible improprieties at the church.</w:t>
+        <w:t>Mr. Kalikow's spokesman, Mr. McLaughlin, said the four buildings were still occupied by about 90 tenants. Once they are relocated or bought out, Mr. McLaughlin said, Mr. Kalikow plans to build a 45-story tower on the site.</w:t>
         <w:br/>
-        <w:t xml:space="preserve">  Father Fay typically kept donations to the church in his desk drawer instead of promptly depositing them in the church's bank account, making it difficult to track how the funds were used, said Vito Colucci Jr., one of the investigators hired by Father Madden. </w:t>
+        <w:t>The board also modified the landmark status of the City and Suburban site on York Avenue between 64th and 65th Streets owned by Stanley Stahl.</w:t>
         <w:br/>
-        <w:t xml:space="preserve">  In recent years, Father Fay also picked the members of the church's lay boards rather than let parishioners cast ballots, as they once did. None of the members of the parish's finance council returned calls seeking comment.</w:t>
+        <w:t xml:space="preserve"> </w:t>
         <w:br/>
-        <w:t xml:space="preserve">  At least one member of the finance council, William Besgen, attended the black-tie event that Father Fay had at the Pierre Hotel in 2003, according to a seating list and Mr. Besgen's lawyer.</w:t>
+        <w:t>'A Very Bad Precedent'</w:t>
         <w:br/>
-        <w:t xml:space="preserve">  In the spring of 2005, Father Fay and his friend from Philadelphia, Cliff Fantini, a wedding consultant, jointly bought a $449,100 condo in Fort Lauderdale, property records show. Furnishings and monthly cable bills were charged to the parish, church records show. </w:t>
+        <w:t>The chairwoman of the commission, Laurie Beckelman, said the board's decision set ''a very bad precedent.''</w:t>
         <w:br/>
-        <w:t xml:space="preserve">  The two men are also listed as tenants of a luxury apartment on East 63rd Street in Manhattan, the building's staff said. Mr. Fantini, known professionally as Cliff Martell, also stayed at the rectory for extended periods, Ms. Patafio said. </w:t>
+        <w:t>''The board has always relied on the expertise of the Landmarks Commission,'' she said. ''The decision sends a very bad signal to the City Council that our designations can be negotiated.''</w:t>
         <w:br/>
-        <w:t xml:space="preserve">  Ms. Patafio said Father Fay showered gifts, meals and trips on Mr. Fantini. ''Jude was always chasing after him,'' she said. </w:t>
+        <w:t>Before the vote, preservationists, elected officials and tenants of the complex pleaded with the board not to modify the designation in any way.</w:t>
         <w:br/>
-        <w:t xml:space="preserve">  Mr. Fantini did not respond to multiple messages left at his home. </w:t>
-        <w:br/>
-        <w:t xml:space="preserve">  In April, the bookkeeper and Father Madden took their concerns to the diocese. Father Fay appeared before the bishop on May 9 to respond to the allegations but left without being relieved of his duties.</w:t>
-        <w:br/>
-        <w:t xml:space="preserve">  Frustrated, the bookkeeper and Father Madden asked Mr. Colucci and Wendy Kleinknecht, another investigator, to review records the bookkeeper had copied. On May 17, the investigators took their findings to the Darien police. The bishop asked Father Fay to resign and to leave the premises that same day. </w:t>
-        <w:br/>
-        <w:t xml:space="preserve">  Parishioners say they have not seen him since, although his sister Kathleen showed up recently to retrieve his personal belongings, including a cabinet full of Waterford crystal he left behind.</w:t>
-        <w:br/>
-        <w:br/>
-        <w:br/>
-        <w:t>http://www.nytimes.com</w:t>
-        <w:br/>
-        <w:t>Correction</w:t>
-        <w:br/>
-        <w:br/>
-        <w:br/>
-        <w:t>A picture caption on Sunday about a Roman Catholic priest in Darien, Conn., who is under federal investigation in connection with allegations that he misused church funds, misspelled his surname at one point in some copies. He is the Rev. Michael Jude Fay, not Faye.</w:t>
-        <w:br/>
-        <w:t>Correction-Date: July 11, 2006</w:t>
+        <w:t>In the voting, the three citywide officials have two votes each and the borough presidents each have one vote. Voting for the modification were Mr. Stein, Mrs. Shulman and Borough Presidents Fernando Ferrer of the Bronx, Howard Golden of Brooklyn and Guy V. Molinari of Staten Island. Voting against it were Mayor Dinkins, City Comptroller Elizabeth Holtzman and Ms. Messinger.</w:t>
         <w:br/>
         <w:br/>
         <w:t>Graphic</w:t>
@@ -153,11 +135,7 @@
         <w:br/>
         <w:t xml:space="preserve"> </w:t>
         <w:br/>
-        <w:t>Photos: The Rev. Michael Jude Fay, in red shirt, and Cliff Fantini bought a condo at this Fort Lauderdale building together. Below, Father Fay in Darien, Conn., in 1994. (Photo by Tom Ryan/The Advocate)</w:t>
-        <w:br/>
-        <w:t>(Photo by Barbara P. Fernandez for The New York Times)(pg. 19)</w:t>
-        <w:br/>
-        <w:t xml:space="preserve"> Congregants leaving Sunday Mass at St. John Roman Catholic Church in Darien, Conn. (Photo by Douglas Healey for The New York Times)(pg. 20)</w:t>
+        <w:t>Photos: Members of New York City's Board of Estimate meeting yesterday at City Hall. The 92-year-old board, which will oficially die on Sept. 1, cleared the way for the developer Peter S. Kalikow to demolish part of a tenement complex designated a landmark. (pg. B1); As the New York City Board of Estimate continued its last meeting yesterday, Heidi Levine of the Sanitation Department and Roger Welch of the New York Zoological Society waited for issues relating to their organizations to come up. They sat under a portrait of Washington, Hunt, who served as Governor of New York from 1851 to 1852. (pg. B3) (Jim Wilson for The New York Times)</w:t>
       </w:r>
     </w:p>
     <w:sectPr>

--- a/example_articles/occupations/Other/3.occupations_Other_New_York_Times.docx
+++ b/example_articles/occupations/Other/3.occupations_Other_New_York_Times.docx
@@ -7,7 +7,7 @@
         <w:pStyle w:val="Heading1"/>
       </w:pPr>
       <w:r>
-        <w:t>Estimate Board Approves Audubon Ballroom Plan</w:t>
+        <w:t>Spoils of War</w:t>
       </w:r>
     </w:p>
     <w:p>
@@ -17,12 +17,12 @@
     </w:p>
     <w:p>
       <w:r>
-        <w:t>Date: 1990-08-22</w:t>
+        <w:t>Date: 2003-04-10</w:t>
       </w:r>
     </w:p>
     <w:p>
       <w:r>
-        <w:t>Section: Section B; Page 1, Column 5; Metropolitan Desk</w:t>
+        <w:t>Section: Section A; Column 5; Editorial Desk; Pg. 27</w:t>
       </w:r>
     </w:p>
     <w:p>
@@ -32,7 +32,7 @@
     </w:p>
     <w:p>
       <w:r>
-        <w:t>Raw occupations result, 'occupations': ['Other: Rent-regulated apartment residents / tenants']</w:t>
+        <w:t>Raw occupations result, 'occupations': ['Other: Military (U.S. military personnel)']</w:t>
       </w:r>
     </w:p>
     <w:p>
@@ -49,93 +49,40 @@
     </w:p>
     <w:p>
       <w:r>
-        <w:t>As New York City's Board of Estimate continued its fade into oblivion early this morning, it approved the creation of a biomedical research center on the site of the Audubon Ballroom in Washington Heights and, early yesterday, a plan by the developer Peter S. Kalikow to demolish part of a tenement complex designated a landmark.</w:t>
+        <w:t>Follow the money.</w:t>
         <w:br/>
-        <w:t>The board, which began its final meeting last Thursday, also approved the extension of city streets into the site of a proposed $2.3 billion development complex, with as many as 6,000 apartments and two million square feet of office space, on the East River in Long Island City, Queens.</w:t>
+        <w:t xml:space="preserve">     Former Secretary of State George Shultz is on the board of directors of the Bechtel Group, the largest contractor in the U.S. and one of the finalists in the competition to land a fat contract to help in the rebuilding of Iraq. </w:t>
         <w:br/>
-        <w:t>Members of the board had expected that it would finally expire early today, after a long day and night of private negotiations over the remaining items on its inch-thick agenda. But in a surprise, representatives of Mayor David N. Dinkins said at 1:10 A.M. that consideration of the last remaining proposal - for special permits to allow the United Parcel Service to build a huge new sorting center on Washington Street in SoHo - would be postponed until next Monday.</w:t>
+        <w:t xml:space="preserve"> He is also the chairman of the advisory board of the Committee for the Liberation of Iraq, a fiercely pro-war group with close ties to the White House. The committee, formed last year, made it clear from the beginning that it sought more than the ouster of Saddam's regime. It was committed, among other things, "to work beyond the liberation of Iraq to the reconstruction of its economy."</w:t>
         <w:br/>
-        <w:t>Malcolm X Memorial Promised</w:t>
+        <w:t>War is a tragedy for some and a boon for others. I asked Mr. Shultz if the fact that he was an advocate of the war while sitting on the board of a company that would benefit from it left him concerned about the appearance of a conflict of interest.</w:t>
         <w:br/>
-        <w:t>The board approved the proposed biomedical laboratory by a vote of 11 to 0, after weeks of negotiations. Preservationists, some local residents and several elected officials had objected to the plan, in part because Malcolm X was assassinated in 1965 at the ballroom, on Broadway at 165th Street.</w:t>
+        <w:t>"I don't know that Bechtel would particularly benefit from it," he said. "But if there's work that's needed to be done, Bechtel is the type of company that could do it. But nobody looks at it as something you benefit from."</w:t>
         <w:br/>
-        <w:t>The proposal was approved after the city, which is sponsoring the plan with Columbia University, promised to save a substantial portion of the building as a memorial and museum, and after it guaranteed that local residents would be employed at the new lab.</w:t>
+        <w:t>Jack Sheehan, a retired Marine Corps general, is a senior vice president at Bechtel. He's also a member of the Defense Policy Board, a government-appointed group that advises the Pentagon on major defense issues. Its members are selected by the under secretary of defense for policy, currently Douglas Feith, and approved by the secretary of defense, Donald Rumsfeld.</w:t>
         <w:br/>
-        <w:t>The board's decision allowing Mr. Kalikow to demolish part of a tenement complex designated a landmark was the first time it had modified a landmark designation supported by the Mayor, the city's Landmarks Preservation Commission, the City Planning Commission and the local borough president.</w:t>
+        <w:t>Most Americans have never heard of the Defense Policy Group. Its meetings are classified. The members disclose their business interests to the Pentagon, but that information is not available to the public.</w:t>
         <w:br/>
-        <w:t>The complex on the Upper East Side of Manhattan was one of the nation's earliest privately financed experiments in building decent housing for the working class.</w:t>
+        <w:t>The Center for Public Integrity, a private watchdog group in Washington, recently disclosed that of the 30 members of the board, at least 9 are linked to companies that have won more than $76 billion in defense contracts in 2001 and 2002.</w:t>
         <w:br/>
-        <w:t>The decision allows Mr. Kalikow, who also owns The New York Post, to demolish 4 of the 14 buildings and construct a luxury tower on the site of the complex, the City and Suburban York Avenue Estates, on East 79th Street.</w:t>
+        <w:t>Richard Perle was the chairman of the board until just a few weeks ago, when he resigned the chairmanship amid allegations of a conflict of interest. He is still on the board.</w:t>
         <w:br/>
-        <w:t>The 6-to-5 vote came shortly before 3:30 A.M. yesterday during the last meeting of the 92-year-old board, which will officially die on Sept. 1. #4th Modification in 25 Years The board has final approval on landmark designation but has modified only three previous decisions in 25 years. It has never modified a designation over the objections of so many city officials and agencies.</w:t>
+        <w:t>Another member is the former C.I.A. director, James Woolsey. He's also a principal in the Paladin Capital Group, a venture capital firm that, as the Center for Public Integrity noted, is soliciting investments for companies that specialize in domestic security. Mr. Woolsey is also a member of the Committee to Liberate Iraq and is reported to be in line to play a role in the postwar occupation.</w:t>
         <w:br/>
-        <w:t>Ruth W. Messinger, the Manhattan Borough President, who fought to save the original designation, said Mr. Kalikow and his supporters, including the City Council President, Andrew J. Stein, had put ''extraordinary pressure'' on the board.</w:t>
+        <w:t>The war against Iraq has become one of the clearest examples ever of the influence of the military-industrial complex that President Dwight Eisenhower warned against so eloquently in his farewell address in 1961. This iron web of relationships among powerful individuals inside and outside the government operates with very little public scrutiny and is saturated with conflicts of interest.</w:t>
         <w:br/>
-        <w:t>Last month Mr. Stein tried to rush the issue through the board, but Ms. Messinger blocked the move until this month's final meeting. In his efforts, Mr. Kalikow hired as a lobbyist Harold Ickes, counsel to David N. Dinkins's mayoral campaign. Mr. Dinkins voted against modifying the designation.</w:t>
+        <w:t>Their goals may or may not coincide with the best interests of the American people. Think of the divergence of interests, for example, between the grunts who are actually fighting this war, who have been eating sand and spilling their blood in the desert, and the power brokers who fought like crazy to make the war happen and are profiting from it every step of the way.</w:t>
         <w:br/>
-        <w:t>Ms. Messinger said Mr. Kalikow's ownership of The Post ''didn't hurt'' his lobbying efforts.</w:t>
+        <w:t>There aren't a lot of rich kids in that desert. The U.S. military is largely working-class. The power brokers homing in on $100 billion worth of postwar reconstruction contracts are not.</w:t>
         <w:br/>
-        <w:t xml:space="preserve"> </w:t>
+        <w:t>The Pentagon and its allies are close to achieving what they wanted all along, control of the nation of Iraq and its bounty, which is the wealth and myriad forms of power that flow from control of the world's second-largest oil reserves.</w:t>
         <w:br/>
-        <w:t>Over 100 Speak Against Change</w:t>
+        <w:t>The transitional government of Iraq is to be headed by a retired Army lieutenant general, Jay Garner. His career path was typical. He moved effortlessly from his military career to the presidency of SYColeman, a defense contractor that helped Israel develop its Arrow missile-defense system. The iron web.</w:t>
         <w:br/>
-        <w:t>The Queens Borough President, Claire Shulman, who voted to modify the designation, said Mr. Kalikow and Martin McLaughlin, a lobbyist, visited her office and ''made a pitch.''</w:t>
-        <w:br/>
-        <w:t>''Nobody pressured me,'' she said. ''On the contrary, I got pressured the most by the other side.''</w:t>
-        <w:br/>
-        <w:t>Before the vote, more than 100 people, including landmark preservationists, elected officials and tenants of the complex, testified against modifying the site. ''New York City does not need any more high-rise buildings,'' said Joie Anderson of the Association of Neighbors on the Upper East Side. ''The city is not just for the powerful and famous.''</w:t>
-        <w:br/>
-        <w:t xml:space="preserve"> </w:t>
-        <w:br/>
-        <w:t>'Not Political Chips'</w:t>
-        <w:br/>
-        <w:t>Assemblyman Alexander B. (Pete) Grannis said that the complex was a link to the city's past and that ''landmarks are not political chips.''</w:t>
-        <w:br/>
-        <w:t>''They must not be voted on because the owner might support someone politically,'' he told the board.</w:t>
-        <w:br/>
-        <w:t>Mr. McLaughlin said that he and Mr. Kalikow lobbied the board for five months but that ''the most feverish lobbying came from the other side.'' He added, ''They brought in some senior citizens from the project to badger people they thought were supporting us.''</w:t>
-        <w:br/>
-        <w:t>Mrs. Shulman said she voted to modify the designation because the buildings did not seem especially worthy. It was the ideal of providing decent housing for the working class that deserved a special place in history, she said, and that was largely preserved.</w:t>
-        <w:br/>
-        <w:t>She said she was also concerned with protecting Mr. Kalikow's rights as the owner of the property. ''I thought it was a good compromise,'' she said.</w:t>
-        <w:br/>
-        <w:t xml:space="preserve"> </w:t>
-        <w:br/>
-        <w:t>Messinger Complains of Loss</w:t>
-        <w:br/>
-        <w:t>The tenement complex took from 1901 to 1913 to build. Today, the apartments are rent-regulated and continue to be home to a cross section of working- and middle-class families, surrounded by luxury high rises.</w:t>
-        <w:br/>
-        <w:t>Ms. Messinger said yesterday, ''We have lost a significant opportunity to honor the history of this city and the history of affordable housing.''</w:t>
-        <w:br/>
-        <w:t>Mr. Kalikow, the site owner since 1985, had originally proposed to evict all of the hundreds of tenants there to build four towers. After protests by residents and others, he revised that plan to call for a single tower of up to 80 stories on the site nearest the river.</w:t>
-        <w:br/>
-        <w:t>In April, the Landmarks Commission dealt a major blow to the plans by designating the complex a landmark.</w:t>
-        <w:br/>
-        <w:t>But Mr. Kalikow wasted little time in mounting an appeal. He also quietly circulated a plan that he called a compromise that would preserve 10 buildings but would allow him to demolish the others to build his tower.</w:t>
-        <w:br/>
-        <w:t>Mr. Kalikow's spokesman, Mr. McLaughlin, said the four buildings were still occupied by about 90 tenants. Once they are relocated or bought out, Mr. McLaughlin said, Mr. Kalikow plans to build a 45-story tower on the site.</w:t>
-        <w:br/>
-        <w:t>The board also modified the landmark status of the City and Suburban site on York Avenue between 64th and 65th Streets owned by Stanley Stahl.</w:t>
-        <w:br/>
-        <w:t xml:space="preserve"> </w:t>
-        <w:br/>
-        <w:t>'A Very Bad Precedent'</w:t>
-        <w:br/>
-        <w:t>The chairwoman of the commission, Laurie Beckelman, said the board's decision set ''a very bad precedent.''</w:t>
-        <w:br/>
-        <w:t>''The board has always relied on the expertise of the Landmarks Commission,'' she said. ''The decision sends a very bad signal to the City Council that our designations can be negotiated.''</w:t>
-        <w:br/>
-        <w:t>Before the vote, preservationists, elected officials and tenants of the complex pleaded with the board not to modify the designation in any way.</w:t>
-        <w:br/>
-        <w:t>In the voting, the three citywide officials have two votes each and the borough presidents each have one vote. Voting for the modification were Mr. Stein, Mrs. Shulman and Borough Presidents Fernando Ferrer of the Bronx, Howard Golden of Brooklyn and Guy V. Molinari of Staten Island. Voting against it were Mayor Dinkins, City Comptroller Elizabeth Holtzman and Ms. Messinger.</w:t>
+        <w:t xml:space="preserve">Those who dreamed of a flowering of democracy in Iraq are advised to consider the skepticism of Brent Scowcroft, the national security adviser to the first President Bush. He asked: "What's going to happen the first time we hold an election in Iraq and it turns out the radicals win? What do you do? We're surely not going to let them take over." </w:t>
         <w:br/>
         <w:br/>
-        <w:t>Graphic</w:t>
-        <w:br/>
-        <w:br/>
-        <w:t xml:space="preserve"> </w:t>
-        <w:br/>
-        <w:t>Photos: Members of New York City's Board of Estimate meeting yesterday at City Hall. The 92-year-old board, which will oficially die on Sept. 1, cleared the way for the developer Peter S. Kalikow to demolish part of a tenement complex designated a landmark. (pg. B1); As the New York City Board of Estimate continued its last meeting yesterday, Heidi Levine of the Sanitation Department and Roger Welch of the New York Zoological Society waited for issues relating to their organizations to come up. They sat under a portrait of Washington, Hunt, who served as Governor of New York from 1851 to 1852. (pg. B3) (Jim Wilson for The New York Times)</w:t>
+        <w:t>http://www.nytimes.com</w:t>
       </w:r>
     </w:p>
     <w:sectPr>
